--- a/Mark/Java Vue/Mark Haney.docx
+++ b/Mark/Java Vue/Mark Haney.docx
@@ -105,8 +105,6 @@
               </w:rPr>
               <w:t xml:space="preserve"> Full-Stack Technical Lead</w:t>
             </w:r>
-            <w:bookmarkStart w:id="0" w:name="_GoBack"/>
-            <w:bookmarkEnd w:id="0"/>
           </w:p>
           <w:p>
             <w:pPr>
@@ -1067,7 +1065,20 @@
           <w:sz w:val="27"/>
           <w:szCs w:val="27"/>
         </w:rPr>
-        <w:t>Professional Experience</w:t>
+        <w:t>Profession</w:t>
+      </w:r>
+      <w:bookmarkStart w:id="0" w:name="_GoBack"/>
+      <w:bookmarkEnd w:id="0"/>
+      <w:r>
+        <w:rPr>
+          <w:rFonts w:ascii="Stencil" w:eastAsia="Times New Roman" w:hAnsi="Stencil" w:cs="Times New Roman"/>
+          <w:b/>
+          <w:bCs/>
+          <w:color w:val="0070C0"/>
+          <w:sz w:val="27"/>
+          <w:szCs w:val="27"/>
+        </w:rPr>
+        <w:t>al Experience</w:t>
       </w:r>
     </w:p>
     <w:p>
@@ -1353,25 +1364,7 @@
           <w:sz w:val="24"/>
           <w:szCs w:val="24"/>
         </w:rPr>
-        <w:t xml:space="preserve"> for user workflows, permissions, audit trails, and notification delivery, improving service reliability by </w:t>
-      </w:r>
-      <w:r>
-        <w:rPr>
-          <w:rFonts w:ascii="Times New Roman" w:eastAsia="Times New Roman" w:hAnsi="Times New Roman" w:cs="Times New Roman"/>
-          <w:b/>
-          <w:bCs/>
-          <w:sz w:val="24"/>
-          <w:szCs w:val="24"/>
-        </w:rPr>
-        <w:t>3%</w:t>
-      </w:r>
-      <w:r>
-        <w:rPr>
-          <w:rFonts w:ascii="Times New Roman" w:eastAsia="Times New Roman" w:hAnsi="Times New Roman" w:cs="Times New Roman"/>
-          <w:sz w:val="24"/>
-          <w:szCs w:val="24"/>
-        </w:rPr>
-        <w:t xml:space="preserve"> through cleaner API contracts.</w:t>
+        <w:t xml:space="preserve"> for user workflows, permissions, audit trails, and notification delivery, improving service reliability through cleaner API contracts.</w:t>
       </w:r>
     </w:p>
     <w:p>
@@ -1617,25 +1610,7 @@
           <w:sz w:val="24"/>
           <w:szCs w:val="24"/>
         </w:rPr>
-        <w:t xml:space="preserve">Improved PostgreSQL query performance by rewriting inefficient joins, adding targeted indexes, and validating execution plans, reducing slow endpoint latency by </w:t>
-      </w:r>
-      <w:r>
-        <w:rPr>
-          <w:rFonts w:ascii="Times New Roman" w:eastAsia="Times New Roman" w:hAnsi="Times New Roman" w:cs="Times New Roman"/>
-          <w:b/>
-          <w:bCs/>
-          <w:sz w:val="24"/>
-          <w:szCs w:val="24"/>
-        </w:rPr>
-        <w:t>3%</w:t>
-      </w:r>
-      <w:r>
-        <w:rPr>
-          <w:rFonts w:ascii="Times New Roman" w:eastAsia="Times New Roman" w:hAnsi="Times New Roman" w:cs="Times New Roman"/>
-          <w:sz w:val="24"/>
-          <w:szCs w:val="24"/>
-        </w:rPr>
-        <w:t>.</w:t>
+        <w:t>Improved PostgreSQL query performance by rewriting inefficient joins, adding targeted indexes, and validating execution plans, reducing slow endpoint latency.</w:t>
       </w:r>
     </w:p>
     <w:p>
@@ -1906,25 +1881,7 @@
           <w:sz w:val="24"/>
           <w:szCs w:val="24"/>
         </w:rPr>
-        <w:t xml:space="preserve"> documentation and automated API schema validation, reducing backend/frontend integration mismatch by </w:t>
-      </w:r>
-      <w:r>
-        <w:rPr>
-          <w:rFonts w:ascii="Times New Roman" w:eastAsia="Times New Roman" w:hAnsi="Times New Roman" w:cs="Times New Roman"/>
-          <w:b/>
-          <w:bCs/>
-          <w:sz w:val="24"/>
-          <w:szCs w:val="24"/>
-        </w:rPr>
-        <w:t>2%</w:t>
-      </w:r>
-      <w:r>
-        <w:rPr>
-          <w:rFonts w:ascii="Times New Roman" w:eastAsia="Times New Roman" w:hAnsi="Times New Roman" w:cs="Times New Roman"/>
-          <w:sz w:val="24"/>
-          <w:szCs w:val="24"/>
-        </w:rPr>
-        <w:t xml:space="preserve"> during multi-team release cycles.</w:t>
+        <w:t xml:space="preserve"> documentation and automated API schema validation, reducing backend/frontend integration mismatch during multi-team release cycles.</w:t>
       </w:r>
     </w:p>
     <w:p>
@@ -2303,24 +2260,6 @@
         </w:rPr>
         <w:t xml:space="preserve"> components, reducing support tickets by </w:t>
       </w:r>
-      <w:r>
-        <w:rPr>
-          <w:rFonts w:ascii="Times New Roman" w:eastAsia="Times New Roman" w:hAnsi="Times New Roman" w:cs="Times New Roman"/>
-          <w:b/>
-          <w:bCs/>
-          <w:sz w:val="24"/>
-          <w:szCs w:val="24"/>
-        </w:rPr>
-        <w:t>2%</w:t>
-      </w:r>
-      <w:r>
-        <w:rPr>
-          <w:rFonts w:ascii="Times New Roman" w:eastAsia="Times New Roman" w:hAnsi="Times New Roman" w:cs="Times New Roman"/>
-          <w:sz w:val="24"/>
-          <w:szCs w:val="24"/>
-        </w:rPr>
-        <w:t xml:space="preserve"> through clearer validation feedback and faster user interactions.</w:t>
-      </w:r>
     </w:p>
     <w:p>
       <w:pPr>
@@ -2337,31 +2276,23 @@
           <w:szCs w:val="24"/>
         </w:rPr>
       </w:pPr>
-      <w:r>
-        <w:rPr>
-          <w:rFonts w:ascii="Times New Roman" w:eastAsia="Times New Roman" w:hAnsi="Times New Roman" w:cs="Times New Roman"/>
-          <w:sz w:val="24"/>
-          <w:szCs w:val="24"/>
-        </w:rPr>
-        <w:t xml:space="preserve">Solved a production bug where duplicate payment submissions occurred during browser refresh by adding </w:t>
-      </w:r>
-      <w:proofErr w:type="spellStart"/>
-      <w:r>
-        <w:rPr>
-          <w:rFonts w:ascii="Times New Roman" w:eastAsia="Times New Roman" w:hAnsi="Times New Roman" w:cs="Times New Roman"/>
-          <w:sz w:val="24"/>
-          <w:szCs w:val="24"/>
-        </w:rPr>
-        <w:t>idempotency</w:t>
-      </w:r>
-      <w:proofErr w:type="spellEnd"/>
-      <w:r>
-        <w:rPr>
-          <w:rFonts w:ascii="Times New Roman" w:eastAsia="Times New Roman" w:hAnsi="Times New Roman" w:cs="Times New Roman"/>
-          <w:sz w:val="24"/>
-          <w:szCs w:val="24"/>
-        </w:rPr>
-        <w:t xml:space="preserve"> keys, transaction guards, and backend request tracing.</w:t>
+      <w:proofErr w:type="gramStart"/>
+      <w:r>
+        <w:rPr>
+          <w:rFonts w:ascii="Times New Roman" w:eastAsia="Times New Roman" w:hAnsi="Times New Roman" w:cs="Times New Roman"/>
+          <w:sz w:val="24"/>
+          <w:szCs w:val="24"/>
+        </w:rPr>
+        <w:t>through</w:t>
+      </w:r>
+      <w:proofErr w:type="gramEnd"/>
+      <w:r>
+        <w:rPr>
+          <w:rFonts w:ascii="Times New Roman" w:eastAsia="Times New Roman" w:hAnsi="Times New Roman" w:cs="Times New Roman"/>
+          <w:sz w:val="24"/>
+          <w:szCs w:val="24"/>
+        </w:rPr>
+        <w:t xml:space="preserve"> clearer validation feedback and faster user interactions.</w:t>
       </w:r>
     </w:p>
     <w:p>
@@ -2385,25 +2316,25 @@
           <w:sz w:val="24"/>
           <w:szCs w:val="24"/>
         </w:rPr>
-        <w:t xml:space="preserve">Optimized rent ledger queries by replacing repeated ORM lazy loading with explicit fetch strategies and indexes, reducing report generation delays by </w:t>
-      </w:r>
-      <w:r>
-        <w:rPr>
-          <w:rFonts w:ascii="Times New Roman" w:eastAsia="Times New Roman" w:hAnsi="Times New Roman" w:cs="Times New Roman"/>
-          <w:b/>
-          <w:bCs/>
-          <w:sz w:val="24"/>
-          <w:szCs w:val="24"/>
-        </w:rPr>
-        <w:t>3%</w:t>
-      </w:r>
-      <w:r>
-        <w:rPr>
-          <w:rFonts w:ascii="Times New Roman" w:eastAsia="Times New Roman" w:hAnsi="Times New Roman" w:cs="Times New Roman"/>
-          <w:sz w:val="24"/>
-          <w:szCs w:val="24"/>
-        </w:rPr>
-        <w:t>.</w:t>
+        <w:t xml:space="preserve">Solved a production bug where duplicate payment submissions occurred during browser refresh by adding </w:t>
+      </w:r>
+      <w:proofErr w:type="spellStart"/>
+      <w:r>
+        <w:rPr>
+          <w:rFonts w:ascii="Times New Roman" w:eastAsia="Times New Roman" w:hAnsi="Times New Roman" w:cs="Times New Roman"/>
+          <w:sz w:val="24"/>
+          <w:szCs w:val="24"/>
+        </w:rPr>
+        <w:t>idempotency</w:t>
+      </w:r>
+      <w:proofErr w:type="spellEnd"/>
+      <w:r>
+        <w:rPr>
+          <w:rFonts w:ascii="Times New Roman" w:eastAsia="Times New Roman" w:hAnsi="Times New Roman" w:cs="Times New Roman"/>
+          <w:sz w:val="24"/>
+          <w:szCs w:val="24"/>
+        </w:rPr>
+        <w:t xml:space="preserve"> keys, transaction guards, and backend request tracing.</w:t>
       </w:r>
     </w:p>
     <w:p>
@@ -2427,7 +2358,7 @@
           <w:sz w:val="24"/>
           <w:szCs w:val="24"/>
         </w:rPr>
-        <w:t>Implemented document upload and review features using AWS S3, pre-signed URLs, and backend virus-scan callbacks while keeping audit history consistent.</w:t>
+        <w:t>Optimized rent ledger queries by replacing repeated ORM lazy loading with explicit fetch strategies and indexes, reducing report generation delays.</w:t>
       </w:r>
     </w:p>
     <w:p>
@@ -2451,7 +2382,7 @@
           <w:sz w:val="24"/>
           <w:szCs w:val="24"/>
         </w:rPr>
-        <w:t>Refactored large Java service classes into domain-focused modules, improving unit test coverage and reducing regression risk during quarterly product releases.</w:t>
+        <w:t>Implemented document upload and review features using AWS S3, pre-signed URLs, and backend virus-scan callbacks while keeping audit history consistent.</w:t>
       </w:r>
     </w:p>
     <w:p>
@@ -2475,25 +2406,7 @@
           <w:sz w:val="24"/>
           <w:szCs w:val="24"/>
         </w:rPr>
-        <w:t xml:space="preserve">Upgraded build pipelines from older Maven profiles to </w:t>
-      </w:r>
-      <w:proofErr w:type="gramStart"/>
-      <w:r>
-        <w:rPr>
-          <w:rFonts w:ascii="Times New Roman" w:eastAsia="Times New Roman" w:hAnsi="Times New Roman" w:cs="Times New Roman"/>
-          <w:sz w:val="24"/>
-          <w:szCs w:val="24"/>
-        </w:rPr>
-        <w:t>standardized</w:t>
-      </w:r>
-      <w:proofErr w:type="gramEnd"/>
-      <w:r>
-        <w:rPr>
-          <w:rFonts w:ascii="Times New Roman" w:eastAsia="Times New Roman" w:hAnsi="Times New Roman" w:cs="Times New Roman"/>
-          <w:sz w:val="24"/>
-          <w:szCs w:val="24"/>
-        </w:rPr>
-        <w:t xml:space="preserve"> Docker-based Jenkins jobs, improving environment consistency across development and staging.</w:t>
+        <w:t>Refactored large Java service classes into domain-focused modules, improving unit test coverage and reducing regression risk during quarterly product releases.</w:t>
       </w:r>
     </w:p>
     <w:p>
@@ -2517,25 +2430,25 @@
           <w:sz w:val="24"/>
           <w:szCs w:val="24"/>
         </w:rPr>
-        <w:t xml:space="preserve">Built </w:t>
-      </w:r>
-      <w:proofErr w:type="spellStart"/>
-      <w:r>
-        <w:rPr>
-          <w:rFonts w:ascii="Times New Roman" w:eastAsia="Times New Roman" w:hAnsi="Times New Roman" w:cs="Times New Roman"/>
-          <w:sz w:val="24"/>
-          <w:szCs w:val="24"/>
-        </w:rPr>
-        <w:t>Vuex</w:t>
-      </w:r>
-      <w:proofErr w:type="spellEnd"/>
-      <w:r>
-        <w:rPr>
-          <w:rFonts w:ascii="Times New Roman" w:eastAsia="Times New Roman" w:hAnsi="Times New Roman" w:cs="Times New Roman"/>
-          <w:sz w:val="24"/>
-          <w:szCs w:val="24"/>
-        </w:rPr>
-        <w:t>-based shared state modules for payments, residents, and property filters, reducing duplicated frontend logic across multiple product workflows.</w:t>
+        <w:t xml:space="preserve">Upgraded build pipelines from older Maven profiles to </w:t>
+      </w:r>
+      <w:proofErr w:type="gramStart"/>
+      <w:r>
+        <w:rPr>
+          <w:rFonts w:ascii="Times New Roman" w:eastAsia="Times New Roman" w:hAnsi="Times New Roman" w:cs="Times New Roman"/>
+          <w:sz w:val="24"/>
+          <w:szCs w:val="24"/>
+        </w:rPr>
+        <w:t>standardized</w:t>
+      </w:r>
+      <w:proofErr w:type="gramEnd"/>
+      <w:r>
+        <w:rPr>
+          <w:rFonts w:ascii="Times New Roman" w:eastAsia="Times New Roman" w:hAnsi="Times New Roman" w:cs="Times New Roman"/>
+          <w:sz w:val="24"/>
+          <w:szCs w:val="24"/>
+        </w:rPr>
+        <w:t xml:space="preserve"> Docker-based Jenkins jobs, improving environment consistency across development and staging.</w:t>
       </w:r>
     </w:p>
     <w:p>
@@ -2559,6 +2472,48 @@
           <w:sz w:val="24"/>
           <w:szCs w:val="24"/>
         </w:rPr>
+        <w:t xml:space="preserve">Built </w:t>
+      </w:r>
+      <w:proofErr w:type="spellStart"/>
+      <w:r>
+        <w:rPr>
+          <w:rFonts w:ascii="Times New Roman" w:eastAsia="Times New Roman" w:hAnsi="Times New Roman" w:cs="Times New Roman"/>
+          <w:sz w:val="24"/>
+          <w:szCs w:val="24"/>
+        </w:rPr>
+        <w:t>Vuex</w:t>
+      </w:r>
+      <w:proofErr w:type="spellEnd"/>
+      <w:r>
+        <w:rPr>
+          <w:rFonts w:ascii="Times New Roman" w:eastAsia="Times New Roman" w:hAnsi="Times New Roman" w:cs="Times New Roman"/>
+          <w:sz w:val="24"/>
+          <w:szCs w:val="24"/>
+        </w:rPr>
+        <w:t>-based shared state modules for payments, residents, and property filters, reducing duplicated frontend logic across multiple product workflows.</w:t>
+      </w:r>
+    </w:p>
+    <w:p>
+      <w:pPr>
+        <w:pStyle w:val="ListParagraph"/>
+        <w:numPr>
+          <w:ilvl w:val="0"/>
+          <w:numId w:val="13"/>
+        </w:numPr>
+        <w:spacing w:before="100" w:beforeAutospacing="1" w:after="100" w:afterAutospacing="1" w:line="240" w:lineRule="auto"/>
+        <w:jc w:val="both"/>
+        <w:rPr>
+          <w:rFonts w:ascii="Times New Roman" w:eastAsia="Times New Roman" w:hAnsi="Times New Roman" w:cs="Times New Roman"/>
+          <w:sz w:val="24"/>
+          <w:szCs w:val="24"/>
+        </w:rPr>
+      </w:pPr>
+      <w:r>
+        <w:rPr>
+          <w:rFonts w:ascii="Times New Roman" w:eastAsia="Times New Roman" w:hAnsi="Times New Roman" w:cs="Times New Roman"/>
+          <w:sz w:val="24"/>
+          <w:szCs w:val="24"/>
+        </w:rPr>
         <w:t>Collaborated with support teams to reproduce customer-facing defects, trace API failures, and release hotfixes with rollback plans and post-release verification.</w:t>
       </w:r>
     </w:p>
@@ -2804,25 +2759,7 @@
           <w:sz w:val="24"/>
           <w:szCs w:val="24"/>
         </w:rPr>
-        <w:t xml:space="preserve"> and Hibernate, improving staff data lookup speed by </w:t>
-      </w:r>
-      <w:r>
-        <w:rPr>
-          <w:rFonts w:ascii="Times New Roman" w:eastAsia="Times New Roman" w:hAnsi="Times New Roman" w:cs="Times New Roman"/>
-          <w:b/>
-          <w:bCs/>
-          <w:sz w:val="24"/>
-          <w:szCs w:val="24"/>
-        </w:rPr>
-        <w:t>2%</w:t>
-      </w:r>
-      <w:r>
-        <w:rPr>
-          <w:rFonts w:ascii="Times New Roman" w:eastAsia="Times New Roman" w:hAnsi="Times New Roman" w:cs="Times New Roman"/>
-          <w:sz w:val="24"/>
-          <w:szCs w:val="24"/>
-        </w:rPr>
-        <w:t xml:space="preserve"> after query and index optimization.</w:t>
+        <w:t xml:space="preserve"> and Hibernate, improving staff data lookup speed after query and index optimization.</w:t>
       </w:r>
     </w:p>
     <w:p>
@@ -2943,25 +2880,7 @@
           <w:sz w:val="24"/>
           <w:szCs w:val="24"/>
         </w:rPr>
-        <w:t xml:space="preserve">Improved nightly batch jobs by splitting large donation sync tasks into smaller chunks, reducing timeout failures by </w:t>
-      </w:r>
-      <w:r>
-        <w:rPr>
-          <w:rFonts w:ascii="Times New Roman" w:eastAsia="Times New Roman" w:hAnsi="Times New Roman" w:cs="Times New Roman"/>
-          <w:b/>
-          <w:bCs/>
-          <w:sz w:val="24"/>
-          <w:szCs w:val="24"/>
-        </w:rPr>
-        <w:t>3%</w:t>
-      </w:r>
-      <w:r>
-        <w:rPr>
-          <w:rFonts w:ascii="Times New Roman" w:eastAsia="Times New Roman" w:hAnsi="Times New Roman" w:cs="Times New Roman"/>
-          <w:sz w:val="24"/>
-          <w:szCs w:val="24"/>
-        </w:rPr>
-        <w:t xml:space="preserve"> during high-volume campaign periods.</w:t>
+        <w:t>Improved nightly batch jobs by splitting large donation sync tasks into smaller chunks, reducing timeout failures during high-volume campaign periods.</w:t>
       </w:r>
     </w:p>
     <w:p>
@@ -3279,25 +3198,7 @@
           <w:sz w:val="24"/>
           <w:szCs w:val="24"/>
         </w:rPr>
-        <w:t xml:space="preserve">Implemented public meeting agenda and document management workflows, improving content publishing accuracy by </w:t>
-      </w:r>
-      <w:r>
-        <w:rPr>
-          <w:rFonts w:ascii="Times New Roman" w:eastAsia="Times New Roman" w:hAnsi="Times New Roman" w:cs="Times New Roman"/>
-          <w:b/>
-          <w:bCs/>
-          <w:sz w:val="24"/>
-          <w:szCs w:val="24"/>
-        </w:rPr>
-        <w:t>2%</w:t>
-      </w:r>
-      <w:r>
-        <w:rPr>
-          <w:rFonts w:ascii="Times New Roman" w:eastAsia="Times New Roman" w:hAnsi="Times New Roman" w:cs="Times New Roman"/>
-          <w:sz w:val="24"/>
-          <w:szCs w:val="24"/>
-        </w:rPr>
-        <w:t xml:space="preserve"> through stronger backend validation.</w:t>
+        <w:t>Implemented public meeting agenda and document management workflows, improving content publishing accuracy through stronger backend validation.</w:t>
       </w:r>
     </w:p>
     <w:p>
@@ -3363,25 +3264,7 @@
           <w:sz w:val="24"/>
           <w:szCs w:val="24"/>
         </w:rPr>
-        <w:t xml:space="preserve">Optimized MySQL queries for agenda search and public records filtering, reducing slow search responses by </w:t>
-      </w:r>
-      <w:r>
-        <w:rPr>
-          <w:rFonts w:ascii="Times New Roman" w:eastAsia="Times New Roman" w:hAnsi="Times New Roman" w:cs="Times New Roman"/>
-          <w:b/>
-          <w:bCs/>
-          <w:sz w:val="24"/>
-          <w:szCs w:val="24"/>
-        </w:rPr>
-        <w:t>3%</w:t>
-      </w:r>
-      <w:r>
-        <w:rPr>
-          <w:rFonts w:ascii="Times New Roman" w:eastAsia="Times New Roman" w:hAnsi="Times New Roman" w:cs="Times New Roman"/>
-          <w:sz w:val="24"/>
-          <w:szCs w:val="24"/>
-        </w:rPr>
-        <w:t xml:space="preserve"> after adding indexes and query limits.</w:t>
+        <w:t>Optimized MySQL queries for agenda search and public records filtering, reducing slow search responses after adding indexes and query limits.</w:t>
       </w:r>
     </w:p>
     <w:p>
@@ -3700,25 +3583,7 @@
           <w:sz w:val="24"/>
           <w:szCs w:val="24"/>
         </w:rPr>
-        <w:t xml:space="preserve">Improved ticket search screens by tuning MySQL filters and pagination behavior, reducing repeated support lookup delays by </w:t>
-      </w:r>
-      <w:r>
-        <w:rPr>
-          <w:rFonts w:ascii="Times New Roman" w:eastAsia="Times New Roman" w:hAnsi="Times New Roman" w:cs="Times New Roman"/>
-          <w:b/>
-          <w:bCs/>
-          <w:sz w:val="24"/>
-          <w:szCs w:val="24"/>
-        </w:rPr>
-        <w:t>2%</w:t>
-      </w:r>
-      <w:r>
-        <w:rPr>
-          <w:rFonts w:ascii="Times New Roman" w:eastAsia="Times New Roman" w:hAnsi="Times New Roman" w:cs="Times New Roman"/>
-          <w:sz w:val="24"/>
-          <w:szCs w:val="24"/>
-        </w:rPr>
-        <w:t xml:space="preserve"> for operations users.</w:t>
+        <w:t>Improved ticket search screens by tuning MySQL filters and pagination behavior, reducing repeated support lookup delays for operations users.</w:t>
       </w:r>
     </w:p>
     <w:p>
@@ -3767,25 +3632,7 @@
           <w:sz w:val="24"/>
           <w:szCs w:val="24"/>
         </w:rPr>
-        <w:t xml:space="preserve">Assisted with migration from manual deployment steps to scripted Jenkins jobs, reducing release preparation mistakes by </w:t>
-      </w:r>
-      <w:r>
-        <w:rPr>
-          <w:rFonts w:ascii="Times New Roman" w:eastAsia="Times New Roman" w:hAnsi="Times New Roman" w:cs="Times New Roman"/>
-          <w:b/>
-          <w:bCs/>
-          <w:sz w:val="24"/>
-          <w:szCs w:val="24"/>
-        </w:rPr>
-        <w:t>3%</w:t>
-      </w:r>
-      <w:r>
-        <w:rPr>
-          <w:rFonts w:ascii="Times New Roman" w:eastAsia="Times New Roman" w:hAnsi="Times New Roman" w:cs="Times New Roman"/>
-          <w:sz w:val="24"/>
-          <w:szCs w:val="24"/>
-        </w:rPr>
-        <w:t xml:space="preserve"> across internal applications.</w:t>
+        <w:t>Assisted with migration from manual deployment steps to scripted Jenkins jobs, reducing release preparation mistakes across internal applications.</w:t>
       </w:r>
     </w:p>
     <w:p>
@@ -7738,7 +7585,7 @@
 </file>
 
 <file path=customXml/itemProps1.xml><?xml version="1.0" encoding="utf-8"?>
-<ds:datastoreItem xmlns:ds="http://schemas.openxmlformats.org/officeDocument/2006/customXml" ds:itemID="{F35D79C3-BC4D-442A-84AE-8FC5E14F6672}">
+<ds:datastoreItem xmlns:ds="http://schemas.openxmlformats.org/officeDocument/2006/customXml" ds:itemID="{1D12B02C-3C8A-4C11-8789-5CC812216712}">
   <ds:schemaRefs>
     <ds:schemaRef ds:uri="http://schemas.openxmlformats.org/officeDocument/2006/bibliography"/>
   </ds:schemaRefs>
